--- a/Backend/Director_Disclosure/Output_Disclosures/2024-25/ADANI_RENEWABLE_ENERGY_FIFTY_SIX_LIMITED/DIR-8/DIR8_Kavinder_Kumar_Rajput_10352542.docx
+++ b/Backend/Director_Disclosure/Output_Disclosures/2024-25/ADANI_RENEWABLE_ENERGY_FIFTY_SIX_LIMITED/DIR-8/DIR8_Kavinder_Kumar_Rajput_10352542.docx
@@ -189,7 +189,7 @@
           <w:b w:val="0"/>
           <w:sz w:val="23"/>
         </w:rPr>
-        <w:t>I, Kavinder Kumar Rajput, son/daughter of Mr. {{FATHER_NAME}}, resident of FLAT NO-611, FIRST</w:t>
+        <w:t>I, KAVINDER KUMAR RAJPUT, son/daughter of Mr. {{FATHER_NAME}}, resident of FLAT NO-611, FIRST</w:t>
         <w:br/>
         <w:t>FLOOR, ROYAL RESIDENCY</w:t>
         <w:br/>
@@ -490,7 +490,7 @@
                 <w:b w:val="0"/>
                 <w:sz w:val="23"/>
               </w:rPr>
-              <w:t>ADANI RENEWABLE ENERGY SIXTY LIMITED</w:t>
+              <w:t>ADANI RENEWABLE ENERGY SIXTY THREE LIMITED</w:t>
             </w:r>
           </w:p>
         </w:tc>
@@ -560,7 +560,7 @@
                 <w:b w:val="0"/>
                 <w:sz w:val="23"/>
               </w:rPr>
-              <w:t>ADANI RENEWABLE ENERGY SIXTY TWO LIMITED</w:t>
+              <w:t>ADANI RENEWABLE ENERGY SIXTY LIMITED</w:t>
             </w:r>
           </w:p>
         </w:tc>
@@ -630,7 +630,7 @@
                 <w:b w:val="0"/>
                 <w:sz w:val="23"/>
               </w:rPr>
-              <w:t>ADANI RENEWABLE ENERGY SIXTY THREE LIMITED</w:t>
+              <w:t>ADANI RENEWABLE ENERGY SIXTY TWO LIMITED</w:t>
             </w:r>
           </w:p>
         </w:tc>
@@ -700,7 +700,7 @@
                 <w:b w:val="0"/>
                 <w:sz w:val="23"/>
               </w:rPr>
-              <w:t>ADANI RENEWABLE ENERGY FIFTY EIGHT LIMITED</w:t>
+              <w:t>ADANI RENEWABLE ENERGY SIXTY ONE LIMITED</w:t>
             </w:r>
           </w:p>
         </w:tc>
@@ -770,7 +770,7 @@
                 <w:b w:val="0"/>
                 <w:sz w:val="23"/>
               </w:rPr>
-              <w:t>ADANI RENEWABLE ENERGY SIXTY ONE LIMITED</w:t>
+              <w:t>ADANI RENEWABLE ENERGY FIFTY EIGHT LIMITED</w:t>
             </w:r>
           </w:p>
         </w:tc>
@@ -1071,7 +1071,7 @@
         </w:rPr>
         <w:t xml:space="preserve">Name           </w:t>
         <w:tab/>
-        <w:t xml:space="preserve">:  Kavinder Kumar Rajput</w:t>
+        <w:t xml:space="preserve">:  KAVINDER KUMAR RAJPUT</w:t>
       </w:r>
     </w:p>
     <w:p>
@@ -1115,7 +1115,7 @@
           <w:b w:val="0"/>
           <w:sz w:val="23"/>
         </w:rPr>
-        <w:t xml:space="preserve">Date: 07th May, 2026</w:t>
+        <w:t xml:space="preserve">Date: 15th May, 2026</w:t>
         <w:tab/>
       </w:r>
     </w:p>

--- a/Backend/Director_Disclosure/Output_Disclosures/2024-25/ADANI_RENEWABLE_ENERGY_FIFTY_SIX_LIMITED/DIR-8/DIR8_Kavinder_Kumar_Rajput_10352542.docx
+++ b/Backend/Director_Disclosure/Output_Disclosures/2024-25/ADANI_RENEWABLE_ENERGY_FIFTY_SIX_LIMITED/DIR-8/DIR8_Kavinder_Kumar_Rajput_10352542.docx
@@ -490,7 +490,7 @@
                 <w:b w:val="0"/>
                 <w:sz w:val="23"/>
               </w:rPr>
-              <w:t>ADANI RENEWABLE ENERGY SIXTY THREE LIMITED</w:t>
+              <w:t>ADANI RENEWABLE ENERGY SIXTY TWO LIMITED</w:t>
             </w:r>
           </w:p>
         </w:tc>
@@ -560,7 +560,7 @@
                 <w:b w:val="0"/>
                 <w:sz w:val="23"/>
               </w:rPr>
-              <w:t>ADANI RENEWABLE ENERGY SIXTY LIMITED</w:t>
+              <w:t>ADANI RENEWABLE ENERGY SIXTY THREE LIMITED</w:t>
             </w:r>
           </w:p>
         </w:tc>
@@ -630,7 +630,7 @@
                 <w:b w:val="0"/>
                 <w:sz w:val="23"/>
               </w:rPr>
-              <w:t>ADANI RENEWABLE ENERGY SIXTY TWO LIMITED</w:t>
+              <w:t>ADANI RENEWABLE ENERGY SIXTY LIMITED</w:t>
             </w:r>
           </w:p>
         </w:tc>
@@ -1115,7 +1115,7 @@
           <w:b w:val="0"/>
           <w:sz w:val="23"/>
         </w:rPr>
-        <w:t xml:space="preserve">Date: 15th May, 2026</w:t>
+        <w:t xml:space="preserve">Date: 08th June, 2026</w:t>
         <w:tab/>
       </w:r>
     </w:p>
